--- a/doc/WASM/Clozure_CL_WebAssembly_Port_Outline_v0_17.docx
+++ b/doc/WASM/Clozure_CL_WebAssembly_Port_Outline_v0_17.docx
@@ -1052,6 +1052,12 @@
     <w:p>
       <w:r>
         <w:rPr/>
+        <w:t xml:space="preserve">D1's 32-bit uvector header has an eight-bit subtag and a 24-bit element count. The inherited ARRAY-TOTAL-SIZE-LIMIT is the exclusive bound 2^24, not a byte-capacity promise. Layout probes check the largest encodable count and first rejected count; allocation separately checks element width, header bytes, alignment and available region without wrapping wasm32 arithmetic. These complement the independent NIL and unequal-cons fixtures. [U1; LL04, LL07, LL13]</w:t>
+      </w:r>
+    </w:p>
+    <w:p>
+      <w:r>
+        <w:rPr/>
         <w:t xml:space="preserve">Argument order and arity are verified at every direct, dynamic, primitive, closure, overflow-argument and foreign boundary. Temporary-local ownership, lexical lifetime, left-to-right evaluation and preservation across nested calls, allocation and nonlocal transfer are tested before bootstrap breadth. The earliest violated compiler invariant is fixed; portable algorithms are not rewritten around wrong code generation. [LL05, LL06]</w:t>
       </w:r>
     </w:p>
@@ -1094,6 +1100,12 @@
     <w:p>
       <w:r>
         <w:rPr/>
+        <w:t xml:space="preserve">This exclusion also forbids host suspension, reentrant callbacks and other collecting transitions while an object, designated store or logical frame is partially published. Allocation slow paths check capacity, publish roots, collect if appropriate and retry with relocated references before entering the indivisible allocation sequence. Native decrement-and-trap sequences are not copied without checked target arithmetic. Type, bounds, arity and unbound failures use the applicable Lisp condition path; stack exhaustion uses explicit bounds with capacity reserved for that path. Before the full condition system exists, use the declared early error service. Unexpected engine traps remain fatal internal failures. The census records each native trap class and its replacement. [LL13, LL15, LL18, LL19, LL23]</w:t>
+      </w:r>
+    </w:p>
+    <w:p>
+      <w:r>
+        <w:rPr/>
         <w:t xml:space="preserve">• Poll at selected function entries, loop backedges and measured additional points.</w:t>
       </w:r>
     </w:p>
@@ -1130,6 +1142,37 @@
     <w:p>
       <w:r>
         <w:rPr/>
+        <w:t xml:space="preserve">Classify each native store/subprimitive before removing its generational bookkeeping. Preserve the actual write, applicable type/NIL checks, atomic or synchronization semantics and any independent metadata obligations. A plain store is justified by that classification; the non-generational choice alone does not make the whole primitive a no-op. [LL15, LL18]</w:t>
+      </w:r>
+    </w:p>
+    <w:p>
+      <w:r>
+        <w:rPr/>
+        <w:t xml:space="preserve">Moving collection must preserve address-based hash-table lookup and cache validity. Reusing U1 hashing requires its moved-key/rehash and cache protocols, including their Lisp-side paths; a different hashing scheme needs an explicit replacement and equivalent observable tests. The first generated moving-GC bootstrap proof inserts heap keys into an EQ table, exercises cached lookup, proves that keys actually relocate, then checks lookup/presence, replacement, deletion and entry count. Separate mutants omit movement notification and required cache maintenance; each must fail the semantic oracle. The accepted cons-only collector fixtures do not establish this behavior. [LL15, LL18, LL20]</w:t>
+      </w:r>
+    </w:p>
+    <w:p>
+      <w:r>
+        <w:rPr/>
+        <w:t xml:space="preserve">The census assigns separate dispositions to hash-table repair, weak objects/tables and GCTWA package-symbol handling, with source identities and dependency edges. Anything required by the bootstrap must work before its first relevant collection. A later compatibility stage is no reason to omit it; optional native optimizations need an explicit replacement rationale, and unsupported operations require the declared tested condition path. See the </w:t>
+      </w:r>
+      <w:hyperlink r:id="rId7">
+        <w:r>
+          <w:rPr>
+            <w:color w:val="175C91"/>
+            <w:u w:val="single"/>
+          </w:rPr>
+          <w:t xml:space="preserve">dated runtime-semantics work plan</w:t>
+        </w:r>
+      </w:hyperlink>
+      <w:r>
+        <w:rPr/>
+        <w:t xml:space="preserve">. [LL15, LL18]</w:t>
+      </w:r>
+    </w:p>
+    <w:p>
+      <w:r>
+        <w:rPr/>
         <w:t xml:space="preserve">Memory ownership. Emit a checked map of every module's static data and BSS, any C stacks and allocator arenas, per-thread Lisp stacks, TCRs, heap regions and image staging buffers, and map callable entry slots separately from logical code IDs, deriving C function-pointer reservations from the link map and allocating other slots through the process-wide registry. Validate ranges, alignment and initialization writes before publication; read authoritative linker exports or emitter metadata for the selected layout. A fixed gap or a guessed stack pointer is not proof of heap safety. [LL13]</w:t>
       </w:r>
     </w:p>
@@ -1143,6 +1186,12 @@
       <w:r>
         <w:rPr/>
         <w:t xml:space="preserve">A larger heap is not a collector proof. Stage 1 forces real collection with a small heap, verifies reclamation as well as survival, and checks roots in Wasm locals, explicit stacks, runtime temporaries, closures, multiple-value state, module constants and runtime registries. Invalid tag-like words must not become roots accidentally. Legal high-address and memory-growth boundaries are tested and host views refreshed according to the selected memory protocol. Test safepoints are never inserted inside no-safepoint regions. [LL18, LL07]</w:t>
+      </w:r>
+    </w:p>
+    <w:p>
+      <w:r>
+        <w:rPr/>
+        <w:t xml:space="preserve">B puts arguments on the value stack; it does not make that stack the complete root set. Live tagged self/environment references, results and other temporaries in Wasm locals must be published to explicit collector-visible slots before a collecting transition and reloaded afterwards. C cannot discover those locals by scanning its own stack. [LL06, LL18, LL20]</w:t>
       </w:r>
     </w:p>
     <w:p>
@@ -1500,7 +1549,7 @@
         <w:rPr/>
         <w:t xml:space="preserve">The earlier E4 cold-start profile is preserved in </w:t>
       </w:r>
-      <w:hyperlink r:id="rId7">
+      <w:hyperlink r:id="rId8">
         <w:r>
           <w:rPr>
             <w:color w:val="175C91"/>
@@ -1513,7 +1562,7 @@
         <w:rPr/>
         <w:t xml:space="preserve">. It is unverified historical context and does not specify host paths or services for the Wasm runtime. Reconcile a fresh macOS cold-start trace under the </w:t>
       </w:r>
-      <w:hyperlink r:id="rId8">
+      <w:hyperlink r:id="rId9">
         <w:r>
           <w:rPr>
             <w:color w:val="175C91"/>
@@ -1811,137 +1860,137 @@
         <w:rPr/>
         <w:t xml:space="preserve">Pin source, bootstrap artifact and digest, and ccl-tests; build the native kernel; perform one clean (rebuild-ccl :clean t); start the rebuilt Lisp; run the pinned tests; preserve commands, versions, logs and FASL digests. Use the macOS x86-64 U1 reference host and pinned Darwin bootstrap. A second clean rebuild measures same-host repeatability separately. The earlier H1 results remain </w:t>
       </w:r>
+      <w:hyperlink r:id="rId8">
+        <w:r>
+          <w:rPr>
+            <w:color w:val="175C91"/>
+            <w:u w:val="single"/>
+          </w:rPr>
+          <w:t xml:space="preserve">historical</w:t>
+        </w:r>
+      </w:hyperlink>
+      <w:r>
+        <w:rPr/>
+        <w:t xml:space="preserve">. [E1, E2]</w:t>
+      </w:r>
+    </w:p>
+    <w:p>
+      <w:r>
+        <w:rPr/>
+        <w:t xml:space="preserve">The native execution matrix is macOS x86-64. Preserve all upstream target-specific source under R6, and use macOS before/after output and behavior comparisons for this project. Historical cross-target recipes remain in </w:t>
+      </w:r>
+      <w:hyperlink r:id="rId8">
+        <w:r>
+          <w:rPr>
+            <w:color w:val="175C91"/>
+            <w:u w:val="single"/>
+          </w:rPr>
+          <w:t xml:space="preserve">history</w:t>
+        </w:r>
+      </w:hyperlink>
+      <w:r>
+        <w:rPr/>
+        <w:t xml:space="preserve">; they are not current host setup or acceptance prerequisites. [E5]</w:t>
+      </w:r>
+    </w:p>
+    <w:p>
+      <w:pPr>
+        <w:pStyle w:val="Heading3"/>
+      </w:pPr>
+      <w:r>
+        <w:rPr/>
+        <w:t xml:space="preserve">Stage 0: census and architecture proof, in parallel</w:t>
+      </w:r>
+    </w:p>
+    <w:p>
+      <w:r>
+        <w:rPr/>
+        <w:t xml:space="preserve">Census track, inside the qualified native compiler: enumerate evaluated acode IDs and flags, front-end elimination and rewrites, native handlers, vinsns, LAP and subprimitives, imports, traps, foreign calls and barrier-sensitive stores; instrument cross-compilation against a census stub backend for static module/function reachability; observe cold-start file opens externally with a macOS file-activity tracer and compare with static load-site projection. Join operator keys (IDs, flags, lowering chains) to module/function keys (dependency reachability, observed load order) through the instrumented compilation record. The 12 September </w:t>
+      </w:r>
+      <w:hyperlink r:id="rId10">
+        <w:r>
+          <w:rPr>
+            <w:color w:val="175C91"/>
+            <w:u w:val="single"/>
+          </w:rPr>
+          <w:t xml:space="preserve">reversible observation step</w:t>
+        </w:r>
+      </w:hyperlink>
+      <w:r>
+        <w:rPr/>
+        <w:t xml:space="preserve"> precedes backend registration and has its own R6 comparison in disposable U1 copies. Subsequent stub registration requires its own authorized shared edit and R6 comparison; implementation starts from pristine U1.</w:t>
+      </w:r>
+    </w:p>
+    <w:p>
+      <w:r>
+        <w:rPr/>
+        <w:t xml:space="preserve">Architecture track, independent of CCL data: qualify engines, EH encoding and JSPI API shape; test D1/D2/D4/D5 and implement the selected B protocol. The reviewed C/C4/B hand-built corpus remains the correctness reference; further comparative timing is deferred. Prove allocation, stores, roots, GC admission, lifecycle, interruptible FOREIGN I/O, EH, mailbox, lazy installation and nested debugging. D7 supplies phased inventories; generated code confirms the selected contracts. [D]</w:t>
+      </w:r>
+    </w:p>
+    <w:p>
+      <w:r>
+        <w:rPr/>
+        <w:t xml:space="preserve">Rejection tests: omit a required module, alter its ABI or layout version, collide reserved memory or table ranges, and fail an initializer in the proof harness; acceptance must reject each mutant, and a killed process or timeout is not a successful computation.</w:t>
+      </w:r>
+    </w:p>
+    <w:p>
+      <w:r>
+        <w:rPr/>
+        <w:t xml:space="preserve">Scheduled LL tests: LL01, LL02, LL04, LL05, LL07, LL08, LL13, LL15, LL19, LL20, LL21.</w:t>
+      </w:r>
+    </w:p>
+    <w:p>
+      <w:pPr>
+        <w:pStyle w:val="Heading3"/>
+      </w:pPr>
+      <w:r>
+        <w:rPr/>
+        <w:t xml:space="preserve">Stage 0 subgates and closure/frame contracts</w:t>
+      </w:r>
+    </w:p>
+    <w:p>
       <w:hyperlink r:id="rId7">
         <w:r>
           <w:rPr>
             <w:color w:val="175C91"/>
             <w:u w:val="single"/>
           </w:rPr>
-          <w:t xml:space="preserve">historical</w:t>
-        </w:r>
-      </w:hyperlink>
-      <w:r>
-        <w:rPr/>
-        <w:t xml:space="preserve">. [E1, E2]</w:t>
-      </w:r>
-    </w:p>
-    <w:p>
-      <w:r>
-        <w:rPr/>
-        <w:t xml:space="preserve">The native execution matrix is macOS x86-64. Preserve all upstream target-specific source under R6, and use macOS before/after output and behavior comparisons for this project. Historical cross-target recipes remain in </w:t>
-      </w:r>
-      <w:hyperlink r:id="rId7">
-        <w:r>
-          <w:rPr>
-            <w:color w:val="175C91"/>
-            <w:u w:val="single"/>
-          </w:rPr>
-          <w:t xml:space="preserve">history</w:t>
-        </w:r>
-      </w:hyperlink>
-      <w:r>
-        <w:rPr/>
-        <w:t xml:space="preserve">; they are not current host setup or acceptance prerequisites. [E5]</w:t>
-      </w:r>
-    </w:p>
-    <w:p>
-      <w:pPr>
-        <w:pStyle w:val="Heading3"/>
-      </w:pPr>
-      <w:r>
-        <w:rPr/>
-        <w:t xml:space="preserve">Stage 0: census and architecture proof, in parallel</w:t>
-      </w:r>
-    </w:p>
-    <w:p>
-      <w:r>
-        <w:rPr/>
-        <w:t xml:space="preserve">Census track, inside the qualified native compiler: enumerate evaluated acode IDs and flags, front-end elimination and rewrites, native handlers, vinsns, LAP and subprimitives, imports, traps, foreign calls and barrier-sensitive stores; instrument cross-compilation against a census stub backend for static module/function reachability; observe cold-start file opens externally with a macOS file-activity tracer and compare with static load-site projection. Join operator keys (IDs, flags, lowering chains) to module/function keys (dependency reachability, observed load order) through the instrumented compilation record. The 12 September </w:t>
+          <w:t xml:space="preserve">Stage 0 plan</w:t>
+        </w:r>
+      </w:hyperlink>
+      <w:r>
+        <w:rPr/>
+        <w:t xml:space="preserve"> separates 0A baseline controls, 0B census, 0C representation/engine proofs, 0D integrated control/concurrency, 0E ABI decision/correctness and 0F acceptance. The </w:t>
+      </w:r>
+      <w:hyperlink r:id="rId11">
+        <w:r>
+          <w:rPr>
+            <w:color w:val="175C91"/>
+            <w:u w:val="single"/>
+          </w:rPr>
+          <w:t xml:space="preserve">workflow</w:t>
+        </w:r>
+      </w:hyperlink>
+      <w:r>
+        <w:rPr/>
+        <w:t xml:space="preserve"> permits architecture work independently of native census work; both tracks join before acceptance. Subgates do not waive any Stage 0 requirement.</w:t>
+      </w:r>
+    </w:p>
+    <w:p>
+      <w:hyperlink r:id="rId12">
+        <w:r>
+          <w:rPr>
+            <w:color w:val="175C91"/>
+            <w:u w:val="single"/>
+          </w:rPr>
+          <w:t xml:space="preserve">Logical debugger frames</w:t>
+        </w:r>
+      </w:hyperlink>
+      <w:r>
+        <w:rPr/>
+        <w:t xml:space="preserve"> define observable frame identity, source/lexical maps, debug-policy availability and restoration across moving GC, suspension and EH. D3 must account for this contract before freezing an ABI. </w:t>
       </w:r>
       <w:hyperlink r:id="rId9">
-        <w:r>
-          <w:rPr>
-            <w:color w:val="175C91"/>
-            <w:u w:val="single"/>
-          </w:rPr>
-          <w:t xml:space="preserve">reversible observation step</w:t>
-        </w:r>
-      </w:hyperlink>
-      <w:r>
-        <w:rPr/>
-        <w:t xml:space="preserve"> precedes backend registration and has its own R6 comparison in disposable U1 copies. Subsequent stub registration requires its own authorized shared edit and R6 comparison; implementation starts from pristine U1.</w:t>
-      </w:r>
-    </w:p>
-    <w:p>
-      <w:r>
-        <w:rPr/>
-        <w:t xml:space="preserve">Architecture track, independent of CCL data: qualify engines, EH encoding and JSPI API shape; test D1/D2/D4/D5 and implement the selected B protocol. The reviewed C/C4/B hand-built corpus remains the correctness reference; further comparative timing is deferred. Prove allocation, stores, roots, GC admission, lifecycle, interruptible FOREIGN I/O, EH, mailbox, lazy installation and nested debugging. D7 supplies phased inventories; generated code confirms the selected contracts. [D]</w:t>
-      </w:r>
-    </w:p>
-    <w:p>
-      <w:r>
-        <w:rPr/>
-        <w:t xml:space="preserve">Rejection tests: omit a required module, alter its ABI or layout version, collide reserved memory or table ranges, and fail an initializer in the proof harness; acceptance must reject each mutant, and a killed process or timeout is not a successful computation.</w:t>
-      </w:r>
-    </w:p>
-    <w:p>
-      <w:r>
-        <w:rPr/>
-        <w:t xml:space="preserve">Scheduled LL tests: LL01, LL02, LL04, LL05, LL07, LL08, LL13, LL15, LL19, LL20, LL21.</w:t>
-      </w:r>
-    </w:p>
-    <w:p>
-      <w:pPr>
-        <w:pStyle w:val="Heading3"/>
-      </w:pPr>
-      <w:r>
-        <w:rPr/>
-        <w:t xml:space="preserve">Stage 0 subgates and closure/frame contracts</w:t>
-      </w:r>
-    </w:p>
-    <w:p>
-      <w:hyperlink r:id="rId10">
-        <w:r>
-          <w:rPr>
-            <w:color w:val="175C91"/>
-            <w:u w:val="single"/>
-          </w:rPr>
-          <w:t xml:space="preserve">Stage 0 plan</w:t>
-        </w:r>
-      </w:hyperlink>
-      <w:r>
-        <w:rPr/>
-        <w:t xml:space="preserve"> separates 0A baseline controls, 0B census, 0C representation/engine proofs, 0D integrated control/concurrency, 0E ABI decision/correctness and 0F acceptance. The </w:t>
-      </w:r>
-      <w:hyperlink r:id="rId11">
-        <w:r>
-          <w:rPr>
-            <w:color w:val="175C91"/>
-            <w:u w:val="single"/>
-          </w:rPr>
-          <w:t xml:space="preserve">workflow</w:t>
-        </w:r>
-      </w:hyperlink>
-      <w:r>
-        <w:rPr/>
-        <w:t xml:space="preserve"> permits architecture work independently of native census work; both tracks join before acceptance. Subgates do not waive any Stage 0 requirement.</w:t>
-      </w:r>
-    </w:p>
-    <w:p>
-      <w:hyperlink r:id="rId12">
-        <w:r>
-          <w:rPr>
-            <w:color w:val="175C91"/>
-            <w:u w:val="single"/>
-          </w:rPr>
-          <w:t xml:space="preserve">Logical debugger frames</w:t>
-        </w:r>
-      </w:hyperlink>
-      <w:r>
-        <w:rPr/>
-        <w:t xml:space="preserve"> define observable frame identity, source/lexical maps, debug-policy availability and restoration across moving GC, suspension and EH. D3 must account for this contract before freezing an ABI. </w:t>
-      </w:r>
-      <w:hyperlink r:id="rId8">
         <w:r>
           <w:rPr>
             <w:color w:val="175C91"/>

--- a/doc/WASM/Clozure_CL_WebAssembly_Port_Outline_v0_17.docx
+++ b/doc/WASM/Clozure_CL_WebAssembly_Port_Outline_v0_17.docx
@@ -1988,7 +1988,7 @@
       </w:hyperlink>
       <w:r>
         <w:rPr/>
-        <w:t xml:space="preserve"> define observable frame identity, source/lexical maps, debug-policy availability and restoration across moving GC, suspension and EH. D3 must account for this contract before freezing an ABI. </w:t>
+        <w:t xml:space="preserve"> define observable frame identity, source/lexical maps, debug-policy availability and restoration across moving GC, suspension and EH. D3 must account for this contract before freezing an ABI. By the user's 15 September 2026 decision, </w:t>
       </w:r>
       <w:hyperlink r:id="rId9">
         <w:r>
@@ -1996,12 +1996,12 @@
             <w:color w:val="175C91"/>
             <w:u w:val="single"/>
           </w:rPr>
-          <w:t xml:space="preserve">Census completeness</w:t>
-        </w:r>
-      </w:hyperlink>
-      <w:r>
-        <w:rPr/>
-        <w:t xml:space="preserve"> defines conservative indirect edges, reviewed seeds, a fixed-point closure, initializer prerequisites and external trace reconciliation. S0-LL15-b/c and S0-LL23-b make these explicit acceptance slices under existing obligations.</w:t>
+          <w:t xml:space="preserve">census qualification</w:t>
+        </w:r>
+      </w:hyperlink>
+      <w:r>
+        <w:rPr/>
+        <w:t xml:space="preserve"> makes S0-LL15-b/c instrument and omission-control slices: a retained native capture, reviewed seeds, a transitive startup worklist with named unknowns, reproducible queries and scenario-specific native call-site witnesses. Exhaustive native dynamic-call bounds no longer gate Stage 0. The existing conservative closure checker remains strict; Stage 1 must still implement and execute the dependencies and initializers of its selected bootstrap. S0-LL23-b retains its debugger-frame obligation.</w:t>
       </w:r>
     </w:p>
     <w:p>

--- a/doc/WASM/Clozure_CL_WebAssembly_Port_Outline_v0_17.docx
+++ b/doc/WASM/Clozure_CL_WebAssembly_Port_Outline_v0_17.docx
@@ -1415,6 +1415,57 @@
     <w:p>
       <w:r>
         <w:rPr/>
+        <w:t xml:space="preserve">The user adopted </w:t>
+      </w:r>
+      <w:hyperlink r:id="rId8">
+        <w:r>
+          <w:rPr>
+            <w:color w:val="175C91"/>
+            <w:u w:val="single"/>
+          </w:rPr>
+          <w:t xml:space="preserve">HOSTFM-P2 with amendments</w:t>
+        </w:r>
+      </w:hyperlink>
+    </w:p>
+    <w:p>
+      <w:r>
+        <w:rPr/>
+        <w:t xml:space="preserve">on 25 September. Browser and Node deployment providers implement one Lisp-visible</w:t>
+      </w:r>
+    </w:p>
+    <w:p>
+      <w:r>
+        <w:rPr/>
+        <w:t xml:space="preserve">contract, with validated owner configuration and explicit capability absence.</w:t>
+      </w:r>
+    </w:p>
+    <w:p>
+      <w:r>
+        <w:rPr/>
+        <w:t xml:space="preserve">Its §4 capability table names the provider surfaces: namespace, streams and</w:t>
+      </w:r>
+    </w:p>
+    <w:p>
+      <w:r>
+        <w:rPr/>
+        <w:t xml:space="preserve">arguments, clocks and process services, page access and foreign modules.</w:t>
+      </w:r>
+    </w:p>
+    <w:p>
+      <w:r>
+        <w:rPr/>
+        <w:t xml:space="preserve">Provider selection is recorded by the owner; images and generated code remain</w:t>
+      </w:r>
+    </w:p>
+    <w:p>
+      <w:r>
+        <w:rPr/>
+        <w:t xml:space="preserve">provider-neutral. Potential capability is not implementation acceptance.</w:t>
+      </w:r>
+    </w:p>
+    <w:p>
+      <w:r>
+        <w:rPr/>
         <w:t xml:space="preserve">The host contract is derived from the source census: the kernel import table, UUO/trap classes, subprimitives and direct foreign calls. Source inspection finds 65 defimport forms in both U1 and H1; the reported 266 level-1 and 141 lib/library direct foreign-call counts belong to H1 and must be re-enumerated for U1.</w:t>
       </w:r>
     </w:p>
@@ -1549,7 +1600,7 @@
         <w:rPr/>
         <w:t xml:space="preserve">The earlier E4 cold-start profile is preserved in </w:t>
       </w:r>
-      <w:hyperlink r:id="rId8">
+      <w:hyperlink r:id="rId9">
         <w:r>
           <w:rPr>
             <w:color w:val="175C91"/>
@@ -1562,7 +1613,7 @@
         <w:rPr/>
         <w:t xml:space="preserve">. It is unverified historical context and does not specify host paths or services for the Wasm runtime. Reconcile a fresh macOS cold-start trace under the </w:t>
       </w:r>
-      <w:hyperlink r:id="rId9">
+      <w:hyperlink r:id="rId10">
         <w:r>
           <w:rPr>
             <w:color w:val="175C91"/>
@@ -1860,7 +1911,7 @@
         <w:rPr/>
         <w:t xml:space="preserve">Pin source, bootstrap artifact and digest, and ccl-tests; build the native kernel; perform one clean (rebuild-ccl :clean t); start the rebuilt Lisp; run the pinned tests; preserve commands, versions, logs and FASL digests. Use the macOS x86-64 U1 reference host and pinned Darwin bootstrap. A second clean rebuild measures same-host repeatability separately. The earlier H1 results remain </w:t>
       </w:r>
-      <w:hyperlink r:id="rId8">
+      <w:hyperlink r:id="rId9">
         <w:r>
           <w:rPr>
             <w:color w:val="175C91"/>
@@ -1879,7 +1930,7 @@
         <w:rPr/>
         <w:t xml:space="preserve">The native execution matrix is macOS x86-64. Preserve all upstream target-specific source under R6, and use macOS before/after output and behavior comparisons for this project. Historical cross-target recipes remain in </w:t>
       </w:r>
-      <w:hyperlink r:id="rId8">
+      <w:hyperlink r:id="rId9">
         <w:r>
           <w:rPr>
             <w:color w:val="175C91"/>
@@ -1907,36 +1958,116 @@
         <w:rPr/>
         <w:t xml:space="preserve">Census track, inside the qualified native compiler: enumerate evaluated acode IDs and flags, front-end elimination and rewrites, native handlers, vinsns, LAP and subprimitives, imports, traps, foreign calls and barrier-sensitive stores; instrument cross-compilation against a census stub backend for static module/function reachability; observe cold-start file opens externally with a macOS file-activity tracer and compare with static load-site projection. Join operator keys (IDs, flags, lowering chains) to module/function keys (dependency reachability, observed load order) through the instrumented compilation record. The 12 September </w:t>
       </w:r>
+      <w:hyperlink r:id="rId11">
+        <w:r>
+          <w:rPr>
+            <w:color w:val="175C91"/>
+            <w:u w:val="single"/>
+          </w:rPr>
+          <w:t xml:space="preserve">reversible observation step</w:t>
+        </w:r>
+      </w:hyperlink>
+      <w:r>
+        <w:rPr/>
+        <w:t xml:space="preserve"> precedes backend registration and has its own R6 comparison in disposable U1 copies. Subsequent stub registration requires its own authorized shared edit and R6 comparison; implementation starts from pristine U1.</w:t>
+      </w:r>
+    </w:p>
+    <w:p>
+      <w:r>
+        <w:rPr/>
+        <w:t xml:space="preserve">Architecture track, independent of CCL data: qualify engines, EH encoding and JSPI API shape; test D1/D2/D4/D5 and implement the selected B protocol. The reviewed C/C4/B hand-built corpus remains the correctness reference; further comparative timing is deferred. Prove allocation, stores, roots, GC admission, lifecycle, interruptible FOREIGN I/O, EH, mailbox, lazy installation and nested debugging. D7 supplies phased inventories; generated code confirms the selected contracts. [D]</w:t>
+      </w:r>
+    </w:p>
+    <w:p>
+      <w:r>
+        <w:rPr/>
+        <w:t xml:space="preserve">Rejection tests: omit a required module, alter its ABI or layout version, collide reserved memory or table ranges, and fail an initializer in the proof harness; acceptance must reject each mutant, and a killed process or timeout is not a successful computation.</w:t>
+      </w:r>
+    </w:p>
+    <w:p>
+      <w:r>
+        <w:rPr/>
+        <w:t xml:space="preserve">Scheduled LL tests: LL01, LL02, LL04, LL05, LL07, LL08, LL13, LL15, LL19, LL20, LL21.</w:t>
+      </w:r>
+    </w:p>
+    <w:p>
+      <w:pPr>
+        <w:pStyle w:val="Heading3"/>
+      </w:pPr>
+      <w:r>
+        <w:rPr/>
+        <w:t xml:space="preserve">Stage 0 subgates and closure/frame contracts</w:t>
+      </w:r>
+    </w:p>
+    <w:p>
+      <w:hyperlink r:id="rId7">
+        <w:r>
+          <w:rPr>
+            <w:color w:val="175C91"/>
+            <w:u w:val="single"/>
+          </w:rPr>
+          <w:t xml:space="preserve">Stage 0 plan</w:t>
+        </w:r>
+      </w:hyperlink>
+      <w:r>
+        <w:rPr/>
+        <w:t xml:space="preserve"> separates 0A baseline controls, 0B census, 0C representation/engine proofs, 0D integrated control/concurrency, 0E ABI decision/correctness and 0F acceptance. The </w:t>
+      </w:r>
+      <w:hyperlink r:id="rId12">
+        <w:r>
+          <w:rPr>
+            <w:color w:val="175C91"/>
+            <w:u w:val="single"/>
+          </w:rPr>
+          <w:t xml:space="preserve">workflow</w:t>
+        </w:r>
+      </w:hyperlink>
+      <w:r>
+        <w:rPr/>
+        <w:t xml:space="preserve"> permits architecture work independently of native census work; both tracks join before acceptance. Subgates do not waive any Stage 0 requirement.</w:t>
+      </w:r>
+    </w:p>
+    <w:p>
+      <w:hyperlink r:id="rId13">
+        <w:r>
+          <w:rPr>
+            <w:color w:val="175C91"/>
+            <w:u w:val="single"/>
+          </w:rPr>
+          <w:t xml:space="preserve">Logical debugger frames</w:t>
+        </w:r>
+      </w:hyperlink>
+      <w:r>
+        <w:rPr/>
+        <w:t xml:space="preserve"> define observable frame identity, source/lexical maps, debug-policy availability and restoration across moving GC, suspension and EH. D3 must account for this contract before freezing an ABI. By the user's 15 September 2026 decision, </w:t>
+      </w:r>
       <w:hyperlink r:id="rId10">
         <w:r>
           <w:rPr>
             <w:color w:val="175C91"/>
             <w:u w:val="single"/>
           </w:rPr>
-          <w:t xml:space="preserve">reversible observation step</w:t>
-        </w:r>
-      </w:hyperlink>
-      <w:r>
-        <w:rPr/>
-        <w:t xml:space="preserve"> precedes backend registration and has its own R6 comparison in disposable U1 copies. Subsequent stub registration requires its own authorized shared edit and R6 comparison; implementation starts from pristine U1.</w:t>
-      </w:r>
-    </w:p>
-    <w:p>
-      <w:r>
-        <w:rPr/>
-        <w:t xml:space="preserve">Architecture track, independent of CCL data: qualify engines, EH encoding and JSPI API shape; test D1/D2/D4/D5 and implement the selected B protocol. The reviewed C/C4/B hand-built corpus remains the correctness reference; further comparative timing is deferred. Prove allocation, stores, roots, GC admission, lifecycle, interruptible FOREIGN I/O, EH, mailbox, lazy installation and nested debugging. D7 supplies phased inventories; generated code confirms the selected contracts. [D]</w:t>
-      </w:r>
-    </w:p>
-    <w:p>
-      <w:r>
-        <w:rPr/>
-        <w:t xml:space="preserve">Rejection tests: omit a required module, alter its ABI or layout version, collide reserved memory or table ranges, and fail an initializer in the proof harness; acceptance must reject each mutant, and a killed process or timeout is not a successful computation.</w:t>
-      </w:r>
-    </w:p>
-    <w:p>
-      <w:r>
-        <w:rPr/>
-        <w:t xml:space="preserve">Scheduled LL tests: LL01, LL02, LL04, LL05, LL07, LL08, LL13, LL15, LL19, LL20, LL21.</w:t>
+          <w:t xml:space="preserve">census qualification</w:t>
+        </w:r>
+      </w:hyperlink>
+      <w:r>
+        <w:rPr/>
+        <w:t xml:space="preserve"> makes S0-LL15-b/c instrument and omission-control slices: a retained native capture, reviewed seeds, a transitive startup worklist with named unknowns, reproducible queries and scenario-specific native call-site witnesses. Exhaustive native dynamic-call bounds no longer gate Stage 0. The existing conservative closure checker remains strict; Stage 1 must still implement and execute the dependencies and initializers of its selected bootstrap. S0-LL23-b retains its debugger-frame obligation.</w:t>
+      </w:r>
+    </w:p>
+    <w:p>
+      <w:hyperlink r:id="rId14">
+        <w:r>
+          <w:rPr>
+            <w:color w:val="175C91"/>
+            <w:u w:val="single"/>
+          </w:rPr>
+          <w:t xml:space="preserve">Benchmark policy</w:t>
+        </w:r>
+      </w:hyperlink>
+      <w:r>
+        <w:rPr/>
+        <w:t xml:space="preserve"> version 3 selects B for implementation by engineering judgment and makes further comparative timing optional. It retains the original numerical parameters for any future comparison and leaves dedicated-host progress deadlines unchanged. The initial probes still cannot satisfy complete S0 IDs.</w:t>
       </w:r>
     </w:p>
     <w:p>
@@ -1945,78 +2076,19 @@
       </w:pPr>
       <w:r>
         <w:rPr/>
-        <w:t xml:space="preserve">Stage 0 subgates and closure/frame contracts</w:t>
-      </w:r>
-    </w:p>
-    <w:p>
-      <w:hyperlink r:id="rId7">
-        <w:r>
-          <w:rPr>
-            <w:color w:val="175C91"/>
-            <w:u w:val="single"/>
-          </w:rPr>
-          <w:t xml:space="preserve">Stage 0 plan</w:t>
-        </w:r>
-      </w:hyperlink>
-      <w:r>
-        <w:rPr/>
-        <w:t xml:space="preserve"> separates 0A baseline controls, 0B census, 0C representation/engine proofs, 0D integrated control/concurrency, 0E ABI decision/correctness and 0F acceptance. The </w:t>
-      </w:r>
-      <w:hyperlink r:id="rId11">
-        <w:r>
-          <w:rPr>
-            <w:color w:val="175C91"/>
-            <w:u w:val="single"/>
-          </w:rPr>
-          <w:t xml:space="preserve">workflow</w:t>
-        </w:r>
-      </w:hyperlink>
-      <w:r>
-        <w:rPr/>
-        <w:t xml:space="preserve"> permits architecture work independently of native census work; both tracks join before acceptance. Subgates do not waive any Stage 0 requirement.</w:t>
-      </w:r>
-    </w:p>
-    <w:p>
-      <w:hyperlink r:id="rId12">
-        <w:r>
-          <w:rPr>
-            <w:color w:val="175C91"/>
-            <w:u w:val="single"/>
-          </w:rPr>
-          <w:t xml:space="preserve">Logical debugger frames</w:t>
-        </w:r>
-      </w:hyperlink>
-      <w:r>
-        <w:rPr/>
-        <w:t xml:space="preserve"> define observable frame identity, source/lexical maps, debug-policy availability and restoration across moving GC, suspension and EH. D3 must account for this contract before freezing an ABI. By the user's 15 September 2026 decision, </w:t>
-      </w:r>
-      <w:hyperlink r:id="rId9">
-        <w:r>
-          <w:rPr>
-            <w:color w:val="175C91"/>
-            <w:u w:val="single"/>
-          </w:rPr>
-          <w:t xml:space="preserve">census qualification</w:t>
-        </w:r>
-      </w:hyperlink>
-      <w:r>
-        <w:rPr/>
-        <w:t xml:space="preserve"> makes S0-LL15-b/c instrument and omission-control slices: a retained native capture, reviewed seeds, a transitive startup worklist with named unknowns, reproducible queries and scenario-specific native call-site witnesses. Exhaustive native dynamic-call bounds no longer gate Stage 0. The existing conservative closure checker remains strict; Stage 1 must still implement and execute the dependencies and initializers of its selected bootstrap. S0-LL23-b retains its debugger-frame obligation.</w:t>
-      </w:r>
-    </w:p>
-    <w:p>
-      <w:hyperlink r:id="rId13">
-        <w:r>
-          <w:rPr>
-            <w:color w:val="175C91"/>
-            <w:u w:val="single"/>
-          </w:rPr>
-          <w:t xml:space="preserve">Benchmark policy</w:t>
-        </w:r>
-      </w:hyperlink>
-      <w:r>
-        <w:rPr/>
-        <w:t xml:space="preserve"> version 3 selects B for implementation by engineering judgment and makes further comparative timing optional. It retains the original numerical parameters for any future comparison and leaves dedicated-host progress deadlines unchanged. The initial probes still cannot satisfy complete S0 IDs.</w:t>
+        <w:t xml:space="preserve">Stage 1: target contract and generated bootstrap</w:t>
+      </w:r>
+    </w:p>
+    <w:p>
+      <w:r>
+        <w:rPr/>
+        <w:t xml:space="preserve">Execute coordinated cross-loaded heap and code artifacts using the real Wasm pass 2, vinsns, primitives and runtime. Finalize the object, allocation, root and TCR contracts, the selected call ABI, a one-Worker image loader, the read-only file namespace and a precise single-thread collector; measure and choose bootstrap module granularity and confirm D2’s selected module materialization. Exit requires independent layout fixtures and generated access and mutation tests, argument and temporary preservation, target-width arithmetic boundaries, canonical NIL/symbol/hash behavior, specialized constants, escaping mutable closures, keyword metadata where required, small-heap forced collection with visible reclamation, completion of every initializer in the selected closure, fresh-instance loading without builder caches or binding repair, and the Stage 0 rejection tests repeated through the real build path.</w:t>
+      </w:r>
+    </w:p>
+    <w:p>
+      <w:r>
+        <w:rPr/>
+        <w:t xml:space="preserve">Scheduled LL tests: LL01, LL02, LL04, LL05, LL06, LL07, LL08, LL09, LL10, LL11, LL12, LL13, LL14, LL15, LL16, LL17, LL18, LL19, LL21.</w:t>
       </w:r>
     </w:p>
     <w:p>
@@ -2025,28 +2097,76 @@
       </w:pPr>
       <w:r>
         <w:rPr/>
-        <w:t xml:space="preserve">Stage 1: target contract and generated bootstrap</w:t>
-      </w:r>
-    </w:p>
-    <w:p>
-      <w:r>
-        <w:rPr/>
-        <w:t xml:space="preserve">Execute coordinated cross-loaded heap and code artifacts using the real Wasm pass 2, vinsns, primitives and runtime. Finalize the object, allocation, root and TCR contracts, the selected call ABI, a one-Worker image loader, the read-only file namespace and a precise single-thread collector; measure and choose bootstrap module granularity and confirm D2’s selected module materialization. Exit requires independent layout fixtures and generated access and mutation tests, argument and temporary preservation, target-width arithmetic boundaries, canonical NIL/symbol/hash behavior, specialized constants, escaping mutable closures, keyword metadata where required, small-heap forced collection with visible reclamation, completion of every initializer in the selected closure, fresh-instance loading without builder caches or binding repair, and the Stage 0 rejection tests repeated through the real build path.</w:t>
-      </w:r>
-    </w:p>
-    <w:p>
-      <w:r>
-        <w:rPr/>
-        <w:t xml:space="preserve">Scheduled LL tests: LL01, LL02, LL04, LL05, LL06, LL07, LL08, LL09, LL10, LL11, LL12, LL13, LL14, LL15, LL16, LL17, LL18, LL19, LL21.</w:t>
-      </w:r>
-    </w:p>
-    <w:p>
-      <w:pPr>
-        <w:pStyle w:val="Heading3"/>
-      </w:pPr>
-      <w:r>
-        <w:rPr/>
         <w:t xml:space="preserve">Stage 2: runtime correctness</w:t>
+      </w:r>
+    </w:p>
+    <w:p>
+      <w:r>
+        <w:rPr/>
+        <w:t xml:space="preserve">After successful NSL-4 boot1, qualify CAP-ffi-wasm's lower layer before Stage 3:</w:t>
+      </w:r>
+    </w:p>
+    <w:p>
+      <w:r>
+        <w:rPr/>
+        <w:t xml:space="preserve">typed exports, separate foreign memory, explicit copies and ownership, FOREIGN</w:t>
+      </w:r>
+    </w:p>
+    <w:p>
+      <w:r>
+        <w:rPr/>
+        <w:t xml:space="preserve">entry/re-entry for every foreign call including allocation and initialization,</w:t>
+      </w:r>
+    </w:p>
+    <w:p>
+      <w:r>
+        <w:rPr/>
+        <w:t xml:space="preserve">callbacks, moving GC, trap containment and instance retirement. Successful boot1</w:t>
+      </w:r>
+    </w:p>
+    <w:p>
+      <w:r>
+        <w:rPr/>
+        <w:t xml:space="preserve">completes the selected ordered level-1 load and required initializers under the</w:t>
+      </w:r>
+    </w:p>
+    <w:p>
+      <w:hyperlink r:id="rId15">
+        <w:r>
+          <w:rPr>
+            <w:color w:val="175C91"/>
+            <w:u w:val="single"/>
+          </w:rPr>
+          <w:t xml:space="preserve">loader plan</w:t>
+        </w:r>
+      </w:hyperlink>
+      <w:r>
+        <w:rPr/>
+        <w:t xml:space="preserve">. HOSTFM FMT-1–FMT-9 apply under</w:t>
+      </w:r>
+    </w:p>
+    <w:p>
+      <w:r>
+        <w:rPr/>
+        <w:t xml:space="preserve">both browser and Node providers. Higher-level foreign syntax, generated layouts</w:t>
+      </w:r>
+    </w:p>
+    <w:p>
+      <w:r>
+        <w:rPr/>
+        <w:t xml:space="preserve">and database support follow consumer requirements. Complete Node stdio requires</w:t>
+      </w:r>
+    </w:p>
+    <w:p>
+      <w:r>
+        <w:rPr/>
+        <w:t xml:space="preserve">stream and LL20 suspension qualification here before Stage 3 interactive use;</w:t>
+      </w:r>
+    </w:p>
+    <w:p>
+      <w:r>
+        <w:rPr/>
+        <w:t xml:space="preserve">it is not implied by Node-based fixture execution.</w:t>
       </w:r>
     </w:p>
     <w:p>
@@ -2298,7 +2418,7 @@
         <w:rPr/>
         <w:t xml:space="preserve">[1] </w:t>
       </w:r>
-      <w:hyperlink r:id="rId14">
+      <w:hyperlink r:id="rId16">
         <w:r>
           <w:rPr>
             <w:color w:val="175C91"/>
@@ -2317,7 +2437,7 @@
         <w:rPr/>
         <w:t xml:space="preserve">[2] </w:t>
       </w:r>
-      <w:hyperlink r:id="rId15">
+      <w:hyperlink r:id="rId17">
         <w:r>
           <w:rPr>
             <w:color w:val="175C91"/>
@@ -2336,7 +2456,7 @@
         <w:rPr/>
         <w:t xml:space="preserve">[3] </w:t>
       </w:r>
-      <w:hyperlink r:id="rId16">
+      <w:hyperlink r:id="rId18">
         <w:r>
           <w:rPr>
             <w:color w:val="175C91"/>
@@ -2355,7 +2475,7 @@
         <w:rPr/>
         <w:t xml:space="preserve">[4] </w:t>
       </w:r>
-      <w:hyperlink r:id="rId17">
+      <w:hyperlink r:id="rId19">
         <w:r>
           <w:rPr>
             <w:color w:val="175C91"/>
@@ -2374,7 +2494,7 @@
         <w:rPr/>
         <w:t xml:space="preserve">[5] </w:t>
       </w:r>
-      <w:hyperlink r:id="rId18">
+      <w:hyperlink r:id="rId20">
         <w:r>
           <w:rPr>
             <w:color w:val="175C91"/>
@@ -2393,7 +2513,7 @@
         <w:rPr/>
         <w:t xml:space="preserve">[6] </w:t>
       </w:r>
-      <w:hyperlink r:id="rId19">
+      <w:hyperlink r:id="rId21">
         <w:r>
           <w:rPr>
             <w:color w:val="175C91"/>
@@ -2412,7 +2532,7 @@
         <w:rPr/>
         <w:t xml:space="preserve">[7] </w:t>
       </w:r>
-      <w:hyperlink r:id="rId20">
+      <w:hyperlink r:id="rId22">
         <w:r>
           <w:rPr>
             <w:color w:val="175C91"/>
@@ -2431,7 +2551,7 @@
         <w:rPr/>
         <w:t xml:space="preserve">[8] </w:t>
       </w:r>
-      <w:hyperlink r:id="rId21">
+      <w:hyperlink r:id="rId23">
         <w:r>
           <w:rPr>
             <w:color w:val="175C91"/>
@@ -2450,7 +2570,7 @@
         <w:rPr/>
         <w:t xml:space="preserve">[9] </w:t>
       </w:r>
-      <w:hyperlink r:id="rId22">
+      <w:hyperlink r:id="rId24">
         <w:r>
           <w:rPr>
             <w:color w:val="175C91"/>
@@ -2469,7 +2589,7 @@
         <w:rPr/>
         <w:t xml:space="preserve">[10] </w:t>
       </w:r>
-      <w:hyperlink r:id="rId23">
+      <w:hyperlink r:id="rId25">
         <w:r>
           <w:rPr>
             <w:color w:val="175C91"/>
@@ -2488,7 +2608,7 @@
         <w:rPr/>
         <w:t xml:space="preserve">[11] </w:t>
       </w:r>
-      <w:hyperlink r:id="rId24">
+      <w:hyperlink r:id="rId26">
         <w:r>
           <w:rPr>
             <w:color w:val="175C91"/>
@@ -2507,7 +2627,7 @@
         <w:rPr/>
         <w:t xml:space="preserve">[12] </w:t>
       </w:r>
-      <w:hyperlink r:id="rId25">
+      <w:hyperlink r:id="rId27">
         <w:r>
           <w:rPr>
             <w:color w:val="175C91"/>
@@ -2526,7 +2646,7 @@
         <w:rPr/>
         <w:t xml:space="preserve">[13] </w:t>
       </w:r>
-      <w:hyperlink r:id="rId26">
+      <w:hyperlink r:id="rId28">
         <w:r>
           <w:rPr>
             <w:color w:val="175C91"/>
@@ -2545,7 +2665,7 @@
         <w:rPr/>
         <w:t xml:space="preserve">[14] </w:t>
       </w:r>
-      <w:hyperlink r:id="rId27">
+      <w:hyperlink r:id="rId29">
         <w:r>
           <w:rPr>
             <w:color w:val="175C91"/>
@@ -2564,7 +2684,7 @@
         <w:rPr/>
         <w:t xml:space="preserve">[15] </w:t>
       </w:r>
-      <w:hyperlink r:id="rId28">
+      <w:hyperlink r:id="rId30">
         <w:r>
           <w:rPr>
             <w:color w:val="175C91"/>
@@ -2583,7 +2703,7 @@
         <w:rPr/>
         <w:t xml:space="preserve">[16] </w:t>
       </w:r>
-      <w:hyperlink r:id="rId29">
+      <w:hyperlink r:id="rId31">
         <w:r>
           <w:rPr>
             <w:color w:val="175C91"/>
@@ -2602,7 +2722,7 @@
         <w:rPr/>
         <w:t xml:space="preserve">[17] </w:t>
       </w:r>
-      <w:hyperlink r:id="rId30">
+      <w:hyperlink r:id="rId32">
         <w:r>
           <w:rPr>
             <w:color w:val="175C91"/>
@@ -2621,7 +2741,7 @@
         <w:rPr/>
         <w:t xml:space="preserve">[18] </w:t>
       </w:r>
-      <w:hyperlink r:id="rId31">
+      <w:hyperlink r:id="rId33">
         <w:r>
           <w:rPr>
             <w:color w:val="175C91"/>
@@ -2640,7 +2760,7 @@
         <w:rPr/>
         <w:t xml:space="preserve">[19] </w:t>
       </w:r>
-      <w:hyperlink r:id="rId32">
+      <w:hyperlink r:id="rId34">
         <w:r>
           <w:rPr>
             <w:color w:val="175C91"/>
@@ -2659,7 +2779,7 @@
         <w:rPr/>
         <w:t xml:space="preserve">[20] </w:t>
       </w:r>
-      <w:hyperlink r:id="rId33">
+      <w:hyperlink r:id="rId35">
         <w:r>
           <w:rPr>
             <w:color w:val="175C91"/>
@@ -2678,7 +2798,7 @@
         <w:rPr/>
         <w:t xml:space="preserve">[21] </w:t>
       </w:r>
-      <w:hyperlink r:id="rId34">
+      <w:hyperlink r:id="rId36">
         <w:r>
           <w:rPr>
             <w:color w:val="175C91"/>
@@ -2697,7 +2817,7 @@
         <w:rPr/>
         <w:t xml:space="preserve">[22] </w:t>
       </w:r>
-      <w:hyperlink r:id="rId35">
+      <w:hyperlink r:id="rId37">
         <w:r>
           <w:rPr>
             <w:color w:val="175C91"/>
@@ -2716,7 +2836,7 @@
         <w:rPr/>
         <w:t xml:space="preserve">[23] </w:t>
       </w:r>
-      <w:hyperlink r:id="rId36">
+      <w:hyperlink r:id="rId38">
         <w:r>
           <w:rPr>
             <w:color w:val="175C91"/>
@@ -2735,7 +2855,7 @@
         <w:rPr/>
         <w:t xml:space="preserve">[24] </w:t>
       </w:r>
-      <w:hyperlink r:id="rId37">
+      <w:hyperlink r:id="rId39">
         <w:r>
           <w:rPr>
             <w:color w:val="175C91"/>
@@ -2754,7 +2874,7 @@
         <w:rPr/>
         <w:t xml:space="preserve">[25] </w:t>
       </w:r>
-      <w:hyperlink r:id="rId38">
+      <w:hyperlink r:id="rId40">
         <w:r>
           <w:rPr>
             <w:color w:val="175C91"/>
@@ -2788,7 +2908,7 @@
         <w:rPr/>
         <w:t xml:space="preserve">[U1] </w:t>
       </w:r>
-      <w:hyperlink r:id="rId39">
+      <w:hyperlink r:id="rId41">
         <w:r>
           <w:rPr>
             <w:color w:val="175C91"/>
@@ -2807,7 +2927,7 @@
         <w:rPr/>
         <w:t xml:space="preserve">[U1a] </w:t>
       </w:r>
-      <w:hyperlink r:id="rId40">
+      <w:hyperlink r:id="rId42">
         <w:r>
           <w:rPr>
             <w:color w:val="175C91"/>
@@ -2826,7 +2946,7 @@
         <w:rPr/>
         <w:t xml:space="preserve">[P1] </w:t>
       </w:r>
-      <w:hyperlink r:id="rId41">
+      <w:hyperlink r:id="rId43">
         <w:r>
           <w:rPr>
             <w:color w:val="175C91"/>

--- a/doc/WASM/Clozure_CL_WebAssembly_Port_Outline_v0_17.docx
+++ b/doc/WASM/Clozure_CL_WebAssembly_Port_Outline_v0_17.docx
@@ -2082,6 +2082,71 @@
     <w:p>
       <w:r>
         <w:rPr/>
+        <w:t xml:space="preserve">Closed on 28 September 2026 at retained evidence scopes, with explicit</w:t>
+      </w:r>
+    </w:p>
+    <w:p>
+      <w:r>
+        <w:rPr/>
+        <w:t xml:space="preserve">deferrals under </w:t>
+      </w:r>
+      <w:hyperlink r:id="rId15">
+        <w:r>
+          <w:rPr>
+            <w:color w:val="175C91"/>
+            <w:u w:val="single"/>
+          </w:rPr>
+          <w:t xml:space="preserve">S1-CLOSE-2026-09-28</w:t>
+        </w:r>
+      </w:hyperlink>
+      <w:r>
+        <w:rPr/>
+        <w:t xml:space="preserve">.</w:t>
+      </w:r>
+    </w:p>
+    <w:p>
+      <w:r>
+        <w:rPr/>
+        <w:t xml:space="preserve">The </w:t>
+      </w:r>
+      <w:hyperlink r:id="rId16">
+        <w:r>
+          <w:rPr>
+            <w:color w:val="175C91"/>
+            <w:u w:val="single"/>
+          </w:rPr>
+          <w:t xml:space="preserve">exit checklist</w:t>
+        </w:r>
+      </w:hyperlink>
+      <w:r>
+        <w:rPr/>
+        <w:t xml:space="preserve"> maps every slot; the</w:t>
+      </w:r>
+    </w:p>
+    <w:p>
+      <w:hyperlink r:id="rId17">
+        <w:r>
+          <w:rPr>
+            <w:color w:val="175C91"/>
+            <w:u w:val="single"/>
+          </w:rPr>
+          <w:t xml:space="preserve">ledger</w:t>
+        </w:r>
+      </w:hyperlink>
+      <w:r>
+        <w:rPr/>
+        <w:t xml:space="preserve"> accounts for all 33.</w:t>
+      </w:r>
+    </w:p>
+    <w:p>
+      <w:r>
+        <w:rPr/>
+        <w:t xml:space="preserve">The original exit obligations below remain the continuing contract.</w:t>
+      </w:r>
+    </w:p>
+    <w:p>
+      <w:r>
+        <w:rPr/>
         <w:t xml:space="preserve">Execute coordinated cross-loaded heap and code artifacts using the real Wasm pass 2, vinsns, primitives and runtime. Finalize the object, allocation, root and TCR contracts, the selected call ABI, a one-Worker image loader, the read-only file namespace and a precise single-thread collector; measure and choose bootstrap module granularity and confirm D2’s selected module materialization. Exit requires independent layout fixtures and generated access and mutation tests, argument and temporary preservation, target-width arithmetic boundaries, canonical NIL/symbol/hash behavior, specialized constants, escaping mutable closures, keyword metadata where required, small-heap forced collection with visible reclamation, completion of every initializer in the selected closure, fresh-instance loading without builder caches or binding repair, and the Stage 0 rejection tests repeated through the real build path.</w:t>
       </w:r>
     </w:p>
@@ -2103,6 +2168,39 @@
     <w:p>
       <w:r>
         <w:rPr/>
+        <w:t xml:space="preserve">Open following Stage 1 closure, with the foreign-function lower layer and weak</w:t>
+      </w:r>
+    </w:p>
+    <w:p>
+      <w:r>
+        <w:rPr/>
+        <w:t xml:space="preserve">hash tables first, as ordered by the user on 26 September and reiterated at</w:t>
+      </w:r>
+    </w:p>
+    <w:p>
+      <w:r>
+        <w:rPr/>
+        <w:t xml:space="preserve">closure. Carry the </w:t>
+      </w:r>
+      <w:hyperlink r:id="rId16">
+        <w:r>
+          <w:rPr>
+            <w:color w:val="175C91"/>
+            <w:u w:val="single"/>
+          </w:rPr>
+          <w:t xml:space="preserve">named Stage 1 deferrals</w:t>
+        </w:r>
+      </w:hyperlink>
+    </w:p>
+    <w:p>
+      <w:r>
+        <w:rPr/>
+        <w:t xml:space="preserve">into their relevant runtime or later-stage work.</w:t>
+      </w:r>
+    </w:p>
+    <w:p>
+      <w:r>
+        <w:rPr/>
         <w:t xml:space="preserve">After successful NSL-4 boot1, qualify CAP-ffi-wasm's lower layer before Stage 3:</w:t>
       </w:r>
     </w:p>
@@ -2131,7 +2229,7 @@
       </w:r>
     </w:p>
     <w:p>
-      <w:hyperlink r:id="rId15">
+      <w:hyperlink r:id="rId18">
         <w:r>
           <w:rPr>
             <w:color w:val="175C91"/>
@@ -2418,7 +2516,7 @@
         <w:rPr/>
         <w:t xml:space="preserve">[1] </w:t>
       </w:r>
-      <w:hyperlink r:id="rId16">
+      <w:hyperlink r:id="rId19">
         <w:r>
           <w:rPr>
             <w:color w:val="175C91"/>
@@ -2437,7 +2535,7 @@
         <w:rPr/>
         <w:t xml:space="preserve">[2] </w:t>
       </w:r>
-      <w:hyperlink r:id="rId17">
+      <w:hyperlink r:id="rId20">
         <w:r>
           <w:rPr>
             <w:color w:val="175C91"/>
@@ -2456,7 +2554,7 @@
         <w:rPr/>
         <w:t xml:space="preserve">[3] </w:t>
       </w:r>
-      <w:hyperlink r:id="rId18">
+      <w:hyperlink r:id="rId21">
         <w:r>
           <w:rPr>
             <w:color w:val="175C91"/>
@@ -2475,7 +2573,7 @@
         <w:rPr/>
         <w:t xml:space="preserve">[4] </w:t>
       </w:r>
-      <w:hyperlink r:id="rId19">
+      <w:hyperlink r:id="rId22">
         <w:r>
           <w:rPr>
             <w:color w:val="175C91"/>
@@ -2494,7 +2592,7 @@
         <w:rPr/>
         <w:t xml:space="preserve">[5] </w:t>
       </w:r>
-      <w:hyperlink r:id="rId20">
+      <w:hyperlink r:id="rId23">
         <w:r>
           <w:rPr>
             <w:color w:val="175C91"/>
@@ -2513,7 +2611,7 @@
         <w:rPr/>
         <w:t xml:space="preserve">[6] </w:t>
       </w:r>
-      <w:hyperlink r:id="rId21">
+      <w:hyperlink r:id="rId24">
         <w:r>
           <w:rPr>
             <w:color w:val="175C91"/>
@@ -2532,7 +2630,7 @@
         <w:rPr/>
         <w:t xml:space="preserve">[7] </w:t>
       </w:r>
-      <w:hyperlink r:id="rId22">
+      <w:hyperlink r:id="rId25">
         <w:r>
           <w:rPr>
             <w:color w:val="175C91"/>
@@ -2551,7 +2649,7 @@
         <w:rPr/>
         <w:t xml:space="preserve">[8] </w:t>
       </w:r>
-      <w:hyperlink r:id="rId23">
+      <w:hyperlink r:id="rId26">
         <w:r>
           <w:rPr>
             <w:color w:val="175C91"/>
@@ -2570,7 +2668,7 @@
         <w:rPr/>
         <w:t xml:space="preserve">[9] </w:t>
       </w:r>
-      <w:hyperlink r:id="rId24">
+      <w:hyperlink r:id="rId27">
         <w:r>
           <w:rPr>
             <w:color w:val="175C91"/>
@@ -2589,7 +2687,7 @@
         <w:rPr/>
         <w:t xml:space="preserve">[10] </w:t>
       </w:r>
-      <w:hyperlink r:id="rId25">
+      <w:hyperlink r:id="rId28">
         <w:r>
           <w:rPr>
             <w:color w:val="175C91"/>
@@ -2608,7 +2706,7 @@
         <w:rPr/>
         <w:t xml:space="preserve">[11] </w:t>
       </w:r>
-      <w:hyperlink r:id="rId26">
+      <w:hyperlink r:id="rId29">
         <w:r>
           <w:rPr>
             <w:color w:val="175C91"/>
@@ -2627,7 +2725,7 @@
         <w:rPr/>
         <w:t xml:space="preserve">[12] </w:t>
       </w:r>
-      <w:hyperlink r:id="rId27">
+      <w:hyperlink r:id="rId30">
         <w:r>
           <w:rPr>
             <w:color w:val="175C91"/>
@@ -2646,7 +2744,7 @@
         <w:rPr/>
         <w:t xml:space="preserve">[13] </w:t>
       </w:r>
-      <w:hyperlink r:id="rId28">
+      <w:hyperlink r:id="rId31">
         <w:r>
           <w:rPr>
             <w:color w:val="175C91"/>
@@ -2665,7 +2763,7 @@
         <w:rPr/>
         <w:t xml:space="preserve">[14] </w:t>
       </w:r>
-      <w:hyperlink r:id="rId29">
+      <w:hyperlink r:id="rId32">
         <w:r>
           <w:rPr>
             <w:color w:val="175C91"/>
@@ -2684,7 +2782,7 @@
         <w:rPr/>
         <w:t xml:space="preserve">[15] </w:t>
       </w:r>
-      <w:hyperlink r:id="rId30">
+      <w:hyperlink r:id="rId33">
         <w:r>
           <w:rPr>
             <w:color w:val="175C91"/>
@@ -2703,7 +2801,7 @@
         <w:rPr/>
         <w:t xml:space="preserve">[16] </w:t>
       </w:r>
-      <w:hyperlink r:id="rId31">
+      <w:hyperlink r:id="rId34">
         <w:r>
           <w:rPr>
             <w:color w:val="175C91"/>
@@ -2722,7 +2820,7 @@
         <w:rPr/>
         <w:t xml:space="preserve">[17] </w:t>
       </w:r>
-      <w:hyperlink r:id="rId32">
+      <w:hyperlink r:id="rId35">
         <w:r>
           <w:rPr>
             <w:color w:val="175C91"/>
@@ -2741,7 +2839,7 @@
         <w:rPr/>
         <w:t xml:space="preserve">[18] </w:t>
       </w:r>
-      <w:hyperlink r:id="rId33">
+      <w:hyperlink r:id="rId36">
         <w:r>
           <w:rPr>
             <w:color w:val="175C91"/>
@@ -2760,7 +2858,7 @@
         <w:rPr/>
         <w:t xml:space="preserve">[19] </w:t>
       </w:r>
-      <w:hyperlink r:id="rId34">
+      <w:hyperlink r:id="rId37">
         <w:r>
           <w:rPr>
             <w:color w:val="175C91"/>
@@ -2779,7 +2877,7 @@
         <w:rPr/>
         <w:t xml:space="preserve">[20] </w:t>
       </w:r>
-      <w:hyperlink r:id="rId35">
+      <w:hyperlink r:id="rId38">
         <w:r>
           <w:rPr>
             <w:color w:val="175C91"/>
@@ -2798,7 +2896,7 @@
         <w:rPr/>
         <w:t xml:space="preserve">[21] </w:t>
       </w:r>
-      <w:hyperlink r:id="rId36">
+      <w:hyperlink r:id="rId39">
         <w:r>
           <w:rPr>
             <w:color w:val="175C91"/>
@@ -2817,7 +2915,7 @@
         <w:rPr/>
         <w:t xml:space="preserve">[22] </w:t>
       </w:r>
-      <w:hyperlink r:id="rId37">
+      <w:hyperlink r:id="rId40">
         <w:r>
           <w:rPr>
             <w:color w:val="175C91"/>
@@ -2836,7 +2934,7 @@
         <w:rPr/>
         <w:t xml:space="preserve">[23] </w:t>
       </w:r>
-      <w:hyperlink r:id="rId38">
+      <w:hyperlink r:id="rId41">
         <w:r>
           <w:rPr>
             <w:color w:val="175C91"/>
@@ -2855,7 +2953,7 @@
         <w:rPr/>
         <w:t xml:space="preserve">[24] </w:t>
       </w:r>
-      <w:hyperlink r:id="rId39">
+      <w:hyperlink r:id="rId42">
         <w:r>
           <w:rPr>
             <w:color w:val="175C91"/>
@@ -2874,7 +2972,7 @@
         <w:rPr/>
         <w:t xml:space="preserve">[25] </w:t>
       </w:r>
-      <w:hyperlink r:id="rId40">
+      <w:hyperlink r:id="rId43">
         <w:r>
           <w:rPr>
             <w:color w:val="175C91"/>
@@ -2908,7 +3006,7 @@
         <w:rPr/>
         <w:t xml:space="preserve">[U1] </w:t>
       </w:r>
-      <w:hyperlink r:id="rId41">
+      <w:hyperlink r:id="rId44">
         <w:r>
           <w:rPr>
             <w:color w:val="175C91"/>
@@ -2927,7 +3025,7 @@
         <w:rPr/>
         <w:t xml:space="preserve">[U1a] </w:t>
       </w:r>
-      <w:hyperlink r:id="rId42">
+      <w:hyperlink r:id="rId45">
         <w:r>
           <w:rPr>
             <w:color w:val="175C91"/>
@@ -2946,7 +3044,7 @@
         <w:rPr/>
         <w:t xml:space="preserve">[P1] </w:t>
       </w:r>
-      <w:hyperlink r:id="rId43">
+      <w:hyperlink r:id="rId46">
         <w:r>
           <w:rPr>
             <w:color w:val="175C91"/>
